--- a/production/premium-notes/unit-02/unit-02-ch8-geothermal-energy-guided-notes.docx
+++ b/production/premium-notes/unit-02/unit-02-ch8-geothermal-energy-guided-notes.docx
@@ -937,7 +937,7 @@
                 <w:color w:val="2F3C7E"/>
                 <w:sz w:val="26"/>
               </w:rPr>
-              <w:t>little pollution (clean)</w:t>
+              <w:t>little pollution</w:t>
             </w:r>
           </w:p>
         </w:tc>
